--- a/Estimated_Losses_Methodology.docx
+++ b/Estimated_Losses_Methodology.docx
@@ -20,10 +20,7 @@
     </w:p>
     <w:p>
       <w:r>
-        <w:t xml:space="preserve">This document explains </w:t>
-      </w:r>
-      <w:r>
-        <w:t xml:space="preserve">how we estimate annual revenue losses for the Fire and Road funds attributable to Tax Increment Financing (TIF). It summarizes the data used, the sequence of calculations, and the exact formulas applied. </w:t>
+        <w:t xml:space="preserve">This document explains how we estimate annual revenue losses for the Fire and Road funds attributable to Tax Increment Financing (TIF). It summarizes the data used, the sequence of calculations, and the exact formulas applied. </w:t>
       </w:r>
     </w:p>
     <w:p>
@@ -31,10 +28,7 @@
         <w:pStyle w:val="Heading2"/>
       </w:pPr>
       <w:r>
-        <w:t>2</w:t>
-      </w:r>
-      <w:r>
-        <w:t>) Data Inputs</w:t>
+        <w:t>2) Data Inputs</w:t>
       </w:r>
     </w:p>
     <w:p>
@@ -76,10 +70,7 @@
         <w:pStyle w:val="Heading2"/>
       </w:pPr>
       <w:r>
-        <w:t>3</w:t>
-      </w:r>
-      <w:r>
-        <w:t>) Key Definitions</w:t>
+        <w:t>3) Key Definitions</w:t>
       </w:r>
     </w:p>
     <w:p>
@@ -87,7 +78,13 @@
         <w:pStyle w:val="ListBullet"/>
       </w:pPr>
       <w:r>
-        <w:t>Mill (rate): dollars per $1,000 of taxable value.</w:t>
+        <w:t>Mill</w:t>
+      </w:r>
+      <w:r>
+        <w:t xml:space="preserve">: </w:t>
+      </w:r>
+      <w:r>
+        <w:t>1/1000 of a $1</w:t>
       </w:r>
     </w:p>
     <w:p>
@@ -111,7 +108,13 @@
         <w:pStyle w:val="ListBullet"/>
       </w:pPr>
       <w:r>
-        <w:t>TIF_Township_AssessedImpr: Township-wide TIF total for a class/year (summing all municipalities).</w:t>
+        <w:t>TIF_Township_AssessedImpr: Township-wide TIF total for a class/year (summing all municipalities</w:t>
+      </w:r>
+      <w:r>
+        <w:t xml:space="preserve"> where applicable</w:t>
+      </w:r>
+      <w:r>
+        <w:t>).</w:t>
       </w:r>
     </w:p>
     <w:p>
@@ -127,7 +130,19 @@
         <w:pStyle w:val="ListBullet"/>
       </w:pPr>
       <w:r>
-        <w:t>Selected anchor years for averages: Fire uses {2014, 2017, 2020, 2023}; Road uses {2017, 2020, 2023}.</w:t>
+        <w:t>Selected years for averages: Fire uses {2014, 2017, 2020, 2023}; Road uses {2017, 2020, 2023}.</w:t>
+      </w:r>
+      <w:r>
+        <w:t xml:space="preserve"> These years ar</w:t>
+      </w:r>
+      <w:r>
+        <w:t xml:space="preserve">e </w:t>
+      </w:r>
+      <w:r>
+        <w:t xml:space="preserve">the Franklin County </w:t>
+      </w:r>
+      <w:r>
+        <w:t xml:space="preserve">triennial update years. </w:t>
       </w:r>
     </w:p>
     <w:p>
@@ -135,10 +150,7 @@
         <w:pStyle w:val="Heading2"/>
       </w:pPr>
       <w:r>
-        <w:t>4</w:t>
-      </w:r>
-      <w:r>
-        <w:t>) Calculation Steps</w:t>
+        <w:t>4) Calculation Steps</w:t>
       </w:r>
     </w:p>
     <w:p>
@@ -181,15 +193,7 @@
     </w:p>
     <w:p>
       <w:r>
-        <w:t xml:space="preserve">For each Fund × PropertyClass, </w:t>
-      </w:r>
-      <w:proofErr w:type="gramStart"/>
-      <w:r>
-        <w:t>compute</w:t>
-      </w:r>
-      <w:proofErr w:type="gramEnd"/>
-      <w:r>
-        <w:t>:</w:t>
+        <w:t>For each Fund × PropertyClass, compute:</w:t>
       </w:r>
     </w:p>
     <w:p>
@@ -266,10 +270,7 @@
         <w:pStyle w:val="Heading2"/>
       </w:pPr>
       <w:r>
-        <w:t>5</w:t>
-      </w:r>
-      <w:r>
-        <w:t>) Notes and Diagnostics</w:t>
+        <w:t>5) Notes and Diagnostics</w:t>
       </w:r>
     </w:p>
     <w:p>

--- a/Estimated_Losses_Methodology.docx
+++ b/Estimated_Losses_Methodology.docx
@@ -8,6 +8,9 @@
       </w:pPr>
       <w:r>
         <w:t>Calculation of Estimated Losses for Fire and Road Funds</w:t>
+      </w:r>
+      <w:r>
+        <w:t xml:space="preserve"> – Joe White</w:t>
       </w:r>
     </w:p>
     <w:p>
